--- a/Konzeptpapier_KI_DQR6.docx
+++ b/Konzeptpapier_KI_DQR6.docx
@@ -1,6 +1,6 @@
 
 <file path=word/document.xml><?xml version="1.0" encoding="utf-8"?>
-<w:document xmlns:wpc="http://schemas.microsoft.com/office/word/2010/wordprocessingCanvas" xmlns:cx="http://schemas.microsoft.com/office/drawing/2014/chartex" xmlns:cx1="http://schemas.microsoft.com/office/drawing/2015/9/8/chartex" xmlns:cx2="http://schemas.microsoft.com/office/drawing/2015/10/21/chartex" xmlns:cx3="http://schemas.microsoft.com/office/drawing/2016/5/9/chartex" xmlns:cx4="http://schemas.microsoft.com/office/drawing/2016/5/10/chartex" xmlns:cx5="http://schemas.microsoft.com/office/drawing/2016/5/11/chartex" xmlns:cx6="http://schemas.microsoft.com/office/drawing/2016/5/12/chartex" xmlns:cx7="http://schemas.microsoft.com/office/drawing/2016/5/13/chartex" xmlns:cx8="http://schemas.microsoft.com/office/drawing/2016/5/14/chartex" xmlns:mc="http://schemas.openxmlformats.org/markup-compatibility/2006" xmlns:aink="http://schemas.microsoft.com/office/drawing/2016/ink" xmlns:am3d="http://schemas.microsoft.com/office/drawing/2017/model3d" xmlns:o="urn:schemas-microsoft-com:office:office" xmlns:oel="http://schemas.microsoft.com/office/2019/extlst" xmlns:r="http://schemas.openxmlformats.org/officeDocument/2006/relationships" xmlns:m="http://schemas.openxmlformats.org/officeDocument/2006/math" xmlns:v="urn:schemas-microsoft-com:vml" xmlns:wp14="http://schemas.microsoft.com/office/word/2010/wordprocessingDrawing" xmlns:wp="http://schemas.openxmlformats.org/drawingml/2006/wordprocessingDrawing" xmlns:w10="urn:schemas-microsoft-com:office:word" xmlns:w="http://schemas.openxmlformats.org/wordprocessingml/2006/main" xmlns:w14="http://schemas.microsoft.com/office/word/2010/wordml" xmlns:w15="http://schemas.microsoft.com/office/word/2012/wordml" xmlns:w16cex="http://schemas.microsoft.com/office/word/2018/wordml/cex" xmlns:w16cid="http://schemas.microsoft.com/office/word/2016/wordml/cid" xmlns:w16="http://schemas.microsoft.com/office/word/2018/wordml" xmlns:w16du="http://schemas.microsoft.com/office/word/2023/wordml/word16du" xmlns:w16sdtdh="http://schemas.microsoft.com/office/word/2020/wordml/sdtdatahash" xmlns:w16sdtfl="http://schemas.microsoft.com/office/word/2024/wordml/sdtformatlock" xmlns:w16se="http://schemas.microsoft.com/office/word/2015/wordml/symex" xmlns:wpg="http://schemas.microsoft.com/office/word/2010/wordprocessingGroup" xmlns:wpi="http://schemas.microsoft.com/office/word/2010/wordprocessingInk" xmlns:wne="http://schemas.microsoft.com/office/word/2006/wordml" xmlns:wps="http://schemas.microsoft.com/office/word/2010/wordprocessingShape" mc:Ignorable="w14 w15 w16se w16cid w16 w16cex w16sdtdh w16sdtfl w16du wp14">
+<w:document xmlns:wpc="http://schemas.microsoft.com/office/word/2010/wordprocessingCanvas" xmlns:cx="http://schemas.microsoft.com/office/drawing/2014/chartex" xmlns:cx1="http://schemas.microsoft.com/office/drawing/2015/9/8/chartex" xmlns:cx2="http://schemas.microsoft.com/office/drawing/2015/10/21/chartex" xmlns:cx3="http://schemas.microsoft.com/office/drawing/2016/5/9/chartex" xmlns:cx4="http://schemas.microsoft.com/office/drawing/2016/5/10/chartex" xmlns:cx5="http://schemas.microsoft.com/office/drawing/2016/5/11/chartex" xmlns:cx6="http://schemas.microsoft.com/office/drawing/2016/5/12/chartex" xmlns:cx7="http://schemas.microsoft.com/office/drawing/2016/5/13/chartex" xmlns:cx8="http://schemas.microsoft.com/office/drawing/2016/5/14/chartex" xmlns:mc="http://schemas.openxmlformats.org/markup-compatibility/2006" xmlns:m="http://schemas.openxmlformats.org/officeDocument/2006/math" xmlns:aink="http://schemas.microsoft.com/office/drawing/2016/ink" xmlns:am3d="http://schemas.microsoft.com/office/drawing/2017/model3d" xmlns:oel="http://schemas.microsoft.com/office/2019/extlst" xmlns:r="http://schemas.openxmlformats.org/officeDocument/2006/relationships" xmlns:wp14="http://schemas.microsoft.com/office/word/2010/wordprocessingDrawing" xmlns:wp="http://schemas.openxmlformats.org/drawingml/2006/wordprocessingDrawing" xmlns:wpg="http://schemas.microsoft.com/office/word/2010/wordprocessingGroup" xmlns:wpi="http://schemas.microsoft.com/office/word/2010/wordprocessingInk" xmlns:wps="http://schemas.microsoft.com/office/word/2010/wordprocessingShape" xmlns:o="urn:schemas-microsoft-com:office:office" xmlns:v="urn:schemas-microsoft-com:vml" xmlns:w10="urn:schemas-microsoft-com:office:word" xmlns:w="http://schemas.openxmlformats.org/wordprocessingml/2006/main" xmlns:w14="http://schemas.microsoft.com/office/word/2010/wordml" xmlns:w15="http://schemas.microsoft.com/office/word/2012/wordml" xmlns:w16cei="http://schemas.microsoft.com/office/word/2026/wordml/cei" xmlns:w16cex="http://schemas.microsoft.com/office/word/2018/wordml/cex" xmlns:w16cid="http://schemas.microsoft.com/office/word/2016/wordml/cid" xmlns:w16="http://schemas.microsoft.com/office/word/2018/wordml" xmlns:w16sdtdh="http://schemas.microsoft.com/office/word/2020/wordml/sdtdatahash" xmlns:w16sdtfl="http://schemas.microsoft.com/office/word/2024/wordml/sdtformatlock" xmlns:w16se="http://schemas.microsoft.com/office/word/2015/wordml/symex" xmlns:w16du="http://schemas.microsoft.com/office/word/2023/wordml/word16du" xmlns:wne="http://schemas.microsoft.com/office/word/2006/wordml" mc:Ignorable="w14 w15 w16se w16cid w16 w16cex w16sdtdh w16sdtfl w16du wp14">
   <w:body>
     <w:p>
       <w:pPr>
@@ -407,7 +407,7 @@
     </w:p>
     <w:p>
       <w:pPr>
-        <w:pStyle w:val="berschrift1"/>
+        <w:pStyle w:val="Heading1"/>
         <w:pBdr>
           <w:bottom w:val="single" w:sz="6" w:space="6" w:color="0969DA"/>
         </w:pBdr>
@@ -640,7 +640,7 @@
     </w:tbl>
     <w:p>
       <w:pPr>
-        <w:pStyle w:val="berschrift1"/>
+        <w:pStyle w:val="Heading1"/>
         <w:pBdr>
           <w:bottom w:val="single" w:sz="6" w:space="6" w:color="0969DA"/>
         </w:pBdr>
@@ -657,7 +657,7 @@
     </w:p>
     <w:p>
       <w:pPr>
-        <w:pStyle w:val="berschrift1"/>
+        <w:pStyle w:val="Heading1"/>
         <w:pBdr>
           <w:bottom w:val="single" w:sz="6" w:space="6" w:color="0969DA"/>
         </w:pBdr>
@@ -674,7 +674,7 @@
     </w:p>
     <w:p>
       <w:pPr>
-        <w:pStyle w:val="berschrift1"/>
+        <w:pStyle w:val="Heading1"/>
         <w:pBdr>
           <w:bottom w:val="single" w:sz="6" w:space="6" w:color="0969DA"/>
         </w:pBdr>
@@ -693,7 +693,7 @@
     </w:p>
     <w:p>
       <w:pPr>
-        <w:pStyle w:val="berschrift2"/>
+        <w:pStyle w:val="Heading2"/>
         <w:spacing w:before="280" w:after="120"/>
       </w:pPr>
       <w:r>
@@ -717,7 +717,7 @@
     </w:p>
     <w:p>
       <w:pPr>
-        <w:pStyle w:val="Listenabsatz"/>
+        <w:pStyle w:val="ListParagraph"/>
         <w:numPr>
           <w:ilvl w:val="0"/>
           <w:numId w:val="2"/>
@@ -748,7 +748,7 @@
     </w:p>
     <w:p>
       <w:pPr>
-        <w:pStyle w:val="Listenabsatz"/>
+        <w:pStyle w:val="ListParagraph"/>
         <w:numPr>
           <w:ilvl w:val="0"/>
           <w:numId w:val="2"/>
@@ -767,7 +767,7 @@
     </w:p>
     <w:p>
       <w:pPr>
-        <w:pStyle w:val="Listenabsatz"/>
+        <w:pStyle w:val="ListParagraph"/>
         <w:numPr>
           <w:ilvl w:val="0"/>
           <w:numId w:val="2"/>
@@ -809,7 +809,7 @@
     <w:p/>
     <w:p>
       <w:pPr>
-        <w:pStyle w:val="berschrift2"/>
+        <w:pStyle w:val="Heading2"/>
         <w:spacing w:before="280" w:after="120"/>
       </w:pPr>
       <w:r>
@@ -865,7 +865,7 @@
     </w:p>
     <w:p>
       <w:pPr>
-        <w:pStyle w:val="berschrift2"/>
+        <w:pStyle w:val="Heading2"/>
         <w:spacing w:before="280" w:after="120"/>
       </w:pPr>
       <w:r>
@@ -918,7 +918,7 @@
     </w:p>
     <w:p>
       <w:pPr>
-        <w:pStyle w:val="berschrift1"/>
+        <w:pStyle w:val="Heading1"/>
         <w:pBdr>
           <w:bottom w:val="single" w:sz="6" w:space="6" w:color="0969DA"/>
         </w:pBdr>
@@ -1452,7 +1452,7 @@
     </w:p>
     <w:p>
       <w:pPr>
-        <w:pStyle w:val="berschrift1"/>
+        <w:pStyle w:val="Heading1"/>
         <w:pBdr>
           <w:bottom w:val="single" w:sz="6" w:space="6" w:color="0969DA"/>
         </w:pBdr>
@@ -2460,7 +2460,7 @@
     </w:p>
     <w:p>
       <w:pPr>
-        <w:pStyle w:val="berschrift2"/>
+        <w:pStyle w:val="Heading2"/>
         <w:spacing w:before="280" w:after="120"/>
       </w:pPr>
       <w:r>
@@ -2547,7 +2547,7 @@
     </w:p>
     <w:p>
       <w:pPr>
-        <w:pStyle w:val="berschrift1"/>
+        <w:pStyle w:val="Heading1"/>
         <w:pBdr>
           <w:bottom w:val="single" w:sz="6" w:space="6" w:color="0969DA"/>
         </w:pBdr>
@@ -2575,7 +2575,7 @@
     </w:p>
     <w:p>
       <w:pPr>
-        <w:pStyle w:val="Listenabsatz"/>
+        <w:pStyle w:val="ListParagraph"/>
         <w:numPr>
           <w:ilvl w:val="0"/>
           <w:numId w:val="2"/>
@@ -2590,12 +2590,18 @@
         <w:t>Modernisierung</w:t>
       </w:r>
       <w:r>
-        <w:t xml:space="preserve"> – das Lernziel bleibt bestehen, die technische Instanz wird durch eine aktuelle ersetzt.</w:t>
+        <w:t xml:space="preserve"> – das Lernziel bleibt bestehen, die technische Instanz wird durch eine aktuelle ersetzt</w:t>
+      </w:r>
+      <w:r>
+        <w:t xml:space="preserve">, bzw. </w:t>
+      </w:r>
+      <w:r>
+        <w:t>das Lernziel wird erreicht, jedoch an einem anderen Gegenstand als 2024 vorgesehen.</w:t>
       </w:r>
     </w:p>
     <w:p>
       <w:pPr>
-        <w:pStyle w:val="Listenabsatz"/>
+        <w:pStyle w:val="ListParagraph"/>
         <w:numPr>
           <w:ilvl w:val="0"/>
           <w:numId w:val="2"/>
@@ -2607,15 +2613,15 @@
           <w:b/>
           <w:bCs/>
         </w:rPr>
-        <w:t>Erfüllung an moderner Instanz</w:t>
-      </w:r>
-      <w:r>
-        <w:t xml:space="preserve"> – das Lernziel wird erreicht, jedoch an einem anderen Gegenstand als 2024 vorgesehen.</w:t>
+        <w:t>Ergänzung</w:t>
+      </w:r>
+      <w:r>
+        <w:t xml:space="preserve"> – Position war auf DQR-5-Niveau ausgenommen und wird jetzt behandelt.</w:t>
       </w:r>
     </w:p>
     <w:p>
       <w:pPr>
-        <w:pStyle w:val="Listenabsatz"/>
+        <w:pStyle w:val="ListParagraph"/>
         <w:numPr>
           <w:ilvl w:val="0"/>
           <w:numId w:val="2"/>
@@ -2627,35 +2633,15 @@
           <w:b/>
           <w:bCs/>
         </w:rPr>
-        <w:t>Nachholung</w:t>
-      </w:r>
-      <w:r>
-        <w:t xml:space="preserve"> – Position war auf DQR-5-Niveau ausgenommen und wird jetzt behandelt.</w:t>
+        <w:t>Verlagerung</w:t>
+      </w:r>
+      <w:r>
+        <w:t xml:space="preserve"> – Position wird an anderer Stelle des Programms abgedeckt.</w:t>
       </w:r>
     </w:p>
     <w:p>
       <w:pPr>
-        <w:pStyle w:val="Listenabsatz"/>
-        <w:numPr>
-          <w:ilvl w:val="0"/>
-          <w:numId w:val="2"/>
-        </w:numPr>
-        <w:spacing w:after="80" w:line="276" w:lineRule="auto"/>
-      </w:pPr>
-      <w:r>
-        <w:rPr>
-          <w:b/>
-          <w:bCs/>
-        </w:rPr>
-        <w:t>Verlagerung</w:t>
-      </w:r>
-      <w:r>
-        <w:t xml:space="preserve"> – Position wird an anderer Stelle des Programms abgedeckt.</w:t>
-      </w:r>
-    </w:p>
-    <w:p>
-      <w:pPr>
-        <w:pStyle w:val="Listenabsatz"/>
+        <w:pStyle w:val="ListParagraph"/>
         <w:numPr>
           <w:ilvl w:val="0"/>
           <w:numId w:val="2"/>
@@ -2699,8 +2685,8 @@
       <w:tblGrid>
         <w:gridCol w:w="900"/>
         <w:gridCol w:w="2358"/>
-        <w:gridCol w:w="1542"/>
-        <w:gridCol w:w="5687"/>
+        <w:gridCol w:w="1559"/>
+        <w:gridCol w:w="5670"/>
       </w:tblGrid>
       <w:tr>
         <w:trPr>
@@ -2762,7 +2748,7 @@
         </w:tc>
         <w:tc>
           <w:tcPr>
-            <w:tcW w:w="1542" w:type="dxa"/>
+            <w:tcW w:w="1559" w:type="dxa"/>
             <w:shd w:val="clear" w:color="auto" w:fill="0969DA"/>
             <w:tcMar>
               <w:top w:w="100" w:type="dxa"/>
@@ -2789,7 +2775,7 @@
         </w:tc>
         <w:tc>
           <w:tcPr>
-            <w:tcW w:w="5687" w:type="dxa"/>
+            <w:tcW w:w="5670" w:type="dxa"/>
             <w:shd w:val="clear" w:color="auto" w:fill="0969DA"/>
             <w:tcMar>
               <w:top w:w="100" w:type="dxa"/>
@@ -2866,7 +2852,7 @@
         </w:tc>
         <w:tc>
           <w:tcPr>
-            <w:tcW w:w="1542" w:type="dxa"/>
+            <w:tcW w:w="1559" w:type="dxa"/>
             <w:shd w:val="clear" w:color="auto" w:fill="FFFFFF"/>
             <w:tcMar>
               <w:top w:w="100" w:type="dxa"/>
@@ -2894,7 +2880,7 @@
         </w:tc>
         <w:tc>
           <w:tcPr>
-            <w:tcW w:w="5687" w:type="dxa"/>
+            <w:tcW w:w="5670" w:type="dxa"/>
             <w:shd w:val="clear" w:color="auto" w:fill="FFFFFF"/>
             <w:tcMar>
               <w:top w:w="100" w:type="dxa"/>
@@ -2968,7 +2954,7 @@
         </w:tc>
         <w:tc>
           <w:tcPr>
-            <w:tcW w:w="1542" w:type="dxa"/>
+            <w:tcW w:w="1559" w:type="dxa"/>
             <w:shd w:val="clear" w:color="auto" w:fill="FFFFFF"/>
             <w:tcMar>
               <w:top w:w="100" w:type="dxa"/>
@@ -2986,13 +2972,13 @@
                 <w:sz w:val="19"/>
                 <w:szCs w:val="19"/>
               </w:rPr>
-              <w:t>Erweiterung</w:t>
-            </w:r>
-          </w:p>
-        </w:tc>
-        <w:tc>
-          <w:tcPr>
-            <w:tcW w:w="5687" w:type="dxa"/>
+              <w:t>Modernisierung</w:t>
+            </w:r>
+          </w:p>
+        </w:tc>
+        <w:tc>
+          <w:tcPr>
+            <w:tcW w:w="5670" w:type="dxa"/>
             <w:shd w:val="clear" w:color="auto" w:fill="FFFFFF"/>
             <w:tcMar>
               <w:top w:w="100" w:type="dxa"/>
@@ -3078,7 +3064,7 @@
         </w:tc>
         <w:tc>
           <w:tcPr>
-            <w:tcW w:w="1542" w:type="dxa"/>
+            <w:tcW w:w="1559" w:type="dxa"/>
             <w:shd w:val="clear" w:color="auto" w:fill="F6F8FA"/>
             <w:tcMar>
               <w:top w:w="100" w:type="dxa"/>
@@ -3102,7 +3088,7 @@
         </w:tc>
         <w:tc>
           <w:tcPr>
-            <w:tcW w:w="5687" w:type="dxa"/>
+            <w:tcW w:w="5670" w:type="dxa"/>
             <w:shd w:val="clear" w:color="auto" w:fill="F6F8FA"/>
             <w:tcMar>
               <w:top w:w="100" w:type="dxa"/>
@@ -3176,7 +3162,7 @@
         </w:tc>
         <w:tc>
           <w:tcPr>
-            <w:tcW w:w="1542" w:type="dxa"/>
+            <w:tcW w:w="1559" w:type="dxa"/>
             <w:shd w:val="clear" w:color="auto" w:fill="FFFFFF"/>
             <w:tcMar>
               <w:top w:w="100" w:type="dxa"/>
@@ -3194,13 +3180,13 @@
                 <w:sz w:val="19"/>
                 <w:szCs w:val="19"/>
               </w:rPr>
-              <w:t>Erfüllung an moderner Instanz</w:t>
-            </w:r>
-          </w:p>
-        </w:tc>
-        <w:tc>
-          <w:tcPr>
-            <w:tcW w:w="5687" w:type="dxa"/>
+              <w:t>Modernisierung</w:t>
+            </w:r>
+          </w:p>
+        </w:tc>
+        <w:tc>
+          <w:tcPr>
+            <w:tcW w:w="5670" w:type="dxa"/>
             <w:shd w:val="clear" w:color="auto" w:fill="FFFFFF"/>
             <w:tcMar>
               <w:top w:w="100" w:type="dxa"/>
@@ -3274,7 +3260,7 @@
         </w:tc>
         <w:tc>
           <w:tcPr>
-            <w:tcW w:w="1542" w:type="dxa"/>
+            <w:tcW w:w="1559" w:type="dxa"/>
             <w:shd w:val="clear" w:color="auto" w:fill="FFFFFF"/>
             <w:tcMar>
               <w:top w:w="100" w:type="dxa"/>
@@ -3292,13 +3278,13 @@
                 <w:sz w:val="19"/>
                 <w:szCs w:val="19"/>
               </w:rPr>
-              <w:t>Nachholung</w:t>
-            </w:r>
-          </w:p>
-        </w:tc>
-        <w:tc>
-          <w:tcPr>
-            <w:tcW w:w="5687" w:type="dxa"/>
+              <w:t>Ergänzung</w:t>
+            </w:r>
+          </w:p>
+        </w:tc>
+        <w:tc>
+          <w:tcPr>
+            <w:tcW w:w="5670" w:type="dxa"/>
             <w:shd w:val="clear" w:color="auto" w:fill="FFFFFF"/>
             <w:tcMar>
               <w:top w:w="100" w:type="dxa"/>
@@ -3372,7 +3358,7 @@
         </w:tc>
         <w:tc>
           <w:tcPr>
-            <w:tcW w:w="1542" w:type="dxa"/>
+            <w:tcW w:w="1559" w:type="dxa"/>
             <w:shd w:val="clear" w:color="auto" w:fill="F6F8FA"/>
             <w:tcMar>
               <w:top w:w="100" w:type="dxa"/>
@@ -3390,13 +3376,13 @@
                 <w:sz w:val="19"/>
                 <w:szCs w:val="19"/>
               </w:rPr>
-              <w:t>Nachholung</w:t>
-            </w:r>
-          </w:p>
-        </w:tc>
-        <w:tc>
-          <w:tcPr>
-            <w:tcW w:w="5687" w:type="dxa"/>
+              <w:t>Ergänzung</w:t>
+            </w:r>
+          </w:p>
+        </w:tc>
+        <w:tc>
+          <w:tcPr>
+            <w:tcW w:w="5670" w:type="dxa"/>
             <w:shd w:val="clear" w:color="auto" w:fill="F6F8FA"/>
             <w:tcMar>
               <w:top w:w="100" w:type="dxa"/>
@@ -3470,7 +3456,7 @@
         </w:tc>
         <w:tc>
           <w:tcPr>
-            <w:tcW w:w="1542" w:type="dxa"/>
+            <w:tcW w:w="1559" w:type="dxa"/>
             <w:shd w:val="clear" w:color="auto" w:fill="FFFFFF"/>
             <w:tcMar>
               <w:top w:w="100" w:type="dxa"/>
@@ -3494,7 +3480,7 @@
         </w:tc>
         <w:tc>
           <w:tcPr>
-            <w:tcW w:w="5687" w:type="dxa"/>
+            <w:tcW w:w="5670" w:type="dxa"/>
             <w:shd w:val="clear" w:color="auto" w:fill="FFFFFF"/>
             <w:tcMar>
               <w:top w:w="100" w:type="dxa"/>
@@ -3568,7 +3554,7 @@
         </w:tc>
         <w:tc>
           <w:tcPr>
-            <w:tcW w:w="1542" w:type="dxa"/>
+            <w:tcW w:w="1559" w:type="dxa"/>
             <w:shd w:val="clear" w:color="auto" w:fill="F6F8FA"/>
             <w:tcMar>
               <w:top w:w="100" w:type="dxa"/>
@@ -3587,13 +3573,13 @@
                 <w:szCs w:val="19"/>
                 <w:lang w:val="de-DE"/>
               </w:rPr>
-              <w:t>Anpassung auf moderne Anforderungen</w:t>
-            </w:r>
-          </w:p>
-        </w:tc>
-        <w:tc>
-          <w:tcPr>
-            <w:tcW w:w="5687" w:type="dxa"/>
+              <w:t>Modernisierung</w:t>
+            </w:r>
+          </w:p>
+        </w:tc>
+        <w:tc>
+          <w:tcPr>
+            <w:tcW w:w="5670" w:type="dxa"/>
             <w:shd w:val="clear" w:color="auto" w:fill="F6F8FA"/>
             <w:tcMar>
               <w:top w:w="100" w:type="dxa"/>
@@ -3667,7 +3653,7 @@
         </w:tc>
         <w:tc>
           <w:tcPr>
-            <w:tcW w:w="1542" w:type="dxa"/>
+            <w:tcW w:w="1559" w:type="dxa"/>
             <w:shd w:val="clear" w:color="auto" w:fill="FFFFFF"/>
             <w:tcMar>
               <w:top w:w="100" w:type="dxa"/>
@@ -3691,7 +3677,7 @@
         </w:tc>
         <w:tc>
           <w:tcPr>
-            <w:tcW w:w="5687" w:type="dxa"/>
+            <w:tcW w:w="5670" w:type="dxa"/>
             <w:shd w:val="clear" w:color="auto" w:fill="FFFFFF"/>
             <w:tcMar>
               <w:top w:w="100" w:type="dxa"/>
@@ -3765,7 +3751,7 @@
         </w:tc>
         <w:tc>
           <w:tcPr>
-            <w:tcW w:w="1542" w:type="dxa"/>
+            <w:tcW w:w="1559" w:type="dxa"/>
             <w:shd w:val="clear" w:color="auto" w:fill="F6F8FA"/>
             <w:tcMar>
               <w:top w:w="100" w:type="dxa"/>
@@ -3789,7 +3775,7 @@
         </w:tc>
         <w:tc>
           <w:tcPr>
-            <w:tcW w:w="5687" w:type="dxa"/>
+            <w:tcW w:w="5670" w:type="dxa"/>
             <w:shd w:val="clear" w:color="auto" w:fill="F6F8FA"/>
             <w:tcMar>
               <w:top w:w="100" w:type="dxa"/>
@@ -3857,13 +3843,27 @@
                 <w:sz w:val="19"/>
                 <w:szCs w:val="19"/>
               </w:rPr>
-              <w:t>Software-Testing, KI-Spezifika</w:t>
-            </w:r>
-          </w:p>
-        </w:tc>
-        <w:tc>
-          <w:tcPr>
-            <w:tcW w:w="1542" w:type="dxa"/>
+              <w:t xml:space="preserve">Software-Testing, </w:t>
+            </w:r>
+            <w:r>
+              <w:rPr>
+                <w:sz w:val="19"/>
+                <w:szCs w:val="19"/>
+              </w:rPr>
+              <w:br/>
+            </w:r>
+            <w:r>
+              <w:rPr>
+                <w:sz w:val="19"/>
+                <w:szCs w:val="19"/>
+              </w:rPr>
+              <w:t>KI-Spezifika</w:t>
+            </w:r>
+          </w:p>
+        </w:tc>
+        <w:tc>
+          <w:tcPr>
+            <w:tcW w:w="1559" w:type="dxa"/>
             <w:shd w:val="clear" w:color="auto" w:fill="FFFFFF"/>
             <w:tcMar>
               <w:top w:w="100" w:type="dxa"/>
@@ -3887,7 +3887,7 @@
         </w:tc>
         <w:tc>
           <w:tcPr>
-            <w:tcW w:w="5687" w:type="dxa"/>
+            <w:tcW w:w="5670" w:type="dxa"/>
             <w:shd w:val="clear" w:color="auto" w:fill="FFFFFF"/>
             <w:tcMar>
               <w:top w:w="100" w:type="dxa"/>
@@ -3949,9 +3949,17 @@
           <w:p>
             <w:pPr>
               <w:spacing w:line="252" w:lineRule="auto"/>
-            </w:pPr>
-            <w:r>
-              <w:rPr>
+              <w:rPr>
+                <w:b/>
+                <w:bCs/>
+                <w:color w:val="C00000"/>
+              </w:rPr>
+            </w:pPr>
+            <w:r>
+              <w:rPr>
+                <w:b/>
+                <w:bCs/>
+                <w:color w:val="C00000"/>
                 <w:sz w:val="19"/>
                 <w:szCs w:val="19"/>
               </w:rPr>
@@ -3961,7 +3969,7 @@
         </w:tc>
         <w:tc>
           <w:tcPr>
-            <w:tcW w:w="1542" w:type="dxa"/>
+            <w:tcW w:w="1559" w:type="dxa"/>
             <w:shd w:val="clear" w:color="auto" w:fill="F6F8FA"/>
             <w:tcMar>
               <w:top w:w="100" w:type="dxa"/>
@@ -3973,19 +3981,27 @@
           <w:p>
             <w:pPr>
               <w:spacing w:line="252" w:lineRule="auto"/>
-            </w:pPr>
-            <w:r>
-              <w:rPr>
-                <w:sz w:val="19"/>
-                <w:szCs w:val="19"/>
-              </w:rPr>
-              <w:t>Verlagerung mit Ergänzung</w:t>
-            </w:r>
-          </w:p>
-        </w:tc>
-        <w:tc>
-          <w:tcPr>
-            <w:tcW w:w="5687" w:type="dxa"/>
+              <w:rPr>
+                <w:b/>
+                <w:bCs/>
+                <w:color w:val="C00000"/>
+              </w:rPr>
+            </w:pPr>
+            <w:r>
+              <w:rPr>
+                <w:b/>
+                <w:bCs/>
+                <w:color w:val="C00000"/>
+                <w:sz w:val="19"/>
+                <w:szCs w:val="19"/>
+              </w:rPr>
+              <w:t xml:space="preserve">Verlagerung </w:t>
+            </w:r>
+          </w:p>
+        </w:tc>
+        <w:tc>
+          <w:tcPr>
+            <w:tcW w:w="5670" w:type="dxa"/>
             <w:shd w:val="clear" w:color="auto" w:fill="F6F8FA"/>
             <w:tcMar>
               <w:top w:w="100" w:type="dxa"/>
@@ -3997,9 +4013,17 @@
           <w:p>
             <w:pPr>
               <w:spacing w:line="252" w:lineRule="auto"/>
-            </w:pPr>
-            <w:r>
-              <w:rPr>
+              <w:rPr>
+                <w:b/>
+                <w:bCs/>
+                <w:color w:val="C00000"/>
+              </w:rPr>
+            </w:pPr>
+            <w:r>
+              <w:rPr>
+                <w:b/>
+                <w:bCs/>
+                <w:color w:val="C00000"/>
                 <w:sz w:val="19"/>
                 <w:szCs w:val="19"/>
               </w:rPr>
@@ -4011,7 +4035,7 @@
     </w:tbl>
     <w:p>
       <w:pPr>
-        <w:pStyle w:val="berschrift2"/>
+        <w:pStyle w:val="Heading2"/>
         <w:spacing w:before="280" w:after="120"/>
       </w:pPr>
       <w:r>
@@ -4521,7 +4545,7 @@
     </w:tbl>
     <w:p>
       <w:pPr>
-        <w:pStyle w:val="berschrift1"/>
+        <w:pStyle w:val="Heading1"/>
         <w:pBdr>
           <w:bottom w:val="single" w:sz="6" w:space="6" w:color="0969DA"/>
         </w:pBdr>
@@ -4537,7 +4561,7 @@
     </w:p>
     <w:p>
       <w:pPr>
-        <w:pStyle w:val="berschrift1"/>
+        <w:pStyle w:val="Heading1"/>
         <w:pBdr>
           <w:bottom w:val="single" w:sz="6" w:space="6" w:color="0969DA"/>
         </w:pBdr>
@@ -4586,7 +4610,7 @@
     </w:p>
     <w:p>
       <w:pPr>
-        <w:pStyle w:val="berschrift1"/>
+        <w:pStyle w:val="Heading1"/>
         <w:pBdr>
           <w:bottom w:val="single" w:sz="6" w:space="6" w:color="0969DA"/>
         </w:pBdr>
@@ -4892,7 +4916,7 @@
 </file>
 
 <file path=word/endnotes.xml><?xml version="1.0" encoding="utf-8"?>
-<w:endnotes xmlns:wpc="http://schemas.microsoft.com/office/word/2010/wordprocessingCanvas" xmlns:cx="http://schemas.microsoft.com/office/drawing/2014/chartex" xmlns:cx1="http://schemas.microsoft.com/office/drawing/2015/9/8/chartex" xmlns:cx2="http://schemas.microsoft.com/office/drawing/2015/10/21/chartex" xmlns:cx3="http://schemas.microsoft.com/office/drawing/2016/5/9/chartex" xmlns:cx4="http://schemas.microsoft.com/office/drawing/2016/5/10/chartex" xmlns:cx5="http://schemas.microsoft.com/office/drawing/2016/5/11/chartex" xmlns:cx6="http://schemas.microsoft.com/office/drawing/2016/5/12/chartex" xmlns:cx7="http://schemas.microsoft.com/office/drawing/2016/5/13/chartex" xmlns:cx8="http://schemas.microsoft.com/office/drawing/2016/5/14/chartex" xmlns:mc="http://schemas.openxmlformats.org/markup-compatibility/2006" xmlns:aink="http://schemas.microsoft.com/office/drawing/2016/ink" xmlns:am3d="http://schemas.microsoft.com/office/drawing/2017/model3d" xmlns:o="urn:schemas-microsoft-com:office:office" xmlns:oel="http://schemas.microsoft.com/office/2019/extlst" xmlns:r="http://schemas.openxmlformats.org/officeDocument/2006/relationships" xmlns:m="http://schemas.openxmlformats.org/officeDocument/2006/math" xmlns:v="urn:schemas-microsoft-com:vml" xmlns:wp14="http://schemas.microsoft.com/office/word/2010/wordprocessingDrawing" xmlns:wp="http://schemas.openxmlformats.org/drawingml/2006/wordprocessingDrawing" xmlns:w10="urn:schemas-microsoft-com:office:word" xmlns:w="http://schemas.openxmlformats.org/wordprocessingml/2006/main" xmlns:w14="http://schemas.microsoft.com/office/word/2010/wordml" xmlns:w15="http://schemas.microsoft.com/office/word/2012/wordml" xmlns:w16cex="http://schemas.microsoft.com/office/word/2018/wordml/cex" xmlns:w16cid="http://schemas.microsoft.com/office/word/2016/wordml/cid" xmlns:w16="http://schemas.microsoft.com/office/word/2018/wordml" xmlns:w16du="http://schemas.microsoft.com/office/word/2023/wordml/word16du" xmlns:w16sdtdh="http://schemas.microsoft.com/office/word/2020/wordml/sdtdatahash" xmlns:w16sdtfl="http://schemas.microsoft.com/office/word/2024/wordml/sdtformatlock" xmlns:w16se="http://schemas.microsoft.com/office/word/2015/wordml/symex" xmlns:wpg="http://schemas.microsoft.com/office/word/2010/wordprocessingGroup" xmlns:wpi="http://schemas.microsoft.com/office/word/2010/wordprocessingInk" xmlns:wne="http://schemas.microsoft.com/office/word/2006/wordml" xmlns:wps="http://schemas.microsoft.com/office/word/2010/wordprocessingShape" mc:Ignorable="w14 w15 w16se w16cid w16 w16cex w16sdtdh w16sdtfl w16du wp14">
+<w:endnotes xmlns:wpc="http://schemas.microsoft.com/office/word/2010/wordprocessingCanvas" xmlns:cx="http://schemas.microsoft.com/office/drawing/2014/chartex" xmlns:cx1="http://schemas.microsoft.com/office/drawing/2015/9/8/chartex" xmlns:cx2="http://schemas.microsoft.com/office/drawing/2015/10/21/chartex" xmlns:cx3="http://schemas.microsoft.com/office/drawing/2016/5/9/chartex" xmlns:cx4="http://schemas.microsoft.com/office/drawing/2016/5/10/chartex" xmlns:cx5="http://schemas.microsoft.com/office/drawing/2016/5/11/chartex" xmlns:cx6="http://schemas.microsoft.com/office/drawing/2016/5/12/chartex" xmlns:cx7="http://schemas.microsoft.com/office/drawing/2016/5/13/chartex" xmlns:cx8="http://schemas.microsoft.com/office/drawing/2016/5/14/chartex" xmlns:mc="http://schemas.openxmlformats.org/markup-compatibility/2006" xmlns:m="http://schemas.openxmlformats.org/officeDocument/2006/math" xmlns:aink="http://schemas.microsoft.com/office/drawing/2016/ink" xmlns:am3d="http://schemas.microsoft.com/office/drawing/2017/model3d" xmlns:oel="http://schemas.microsoft.com/office/2019/extlst" xmlns:r="http://schemas.openxmlformats.org/officeDocument/2006/relationships" xmlns:wp14="http://schemas.microsoft.com/office/word/2010/wordprocessingDrawing" xmlns:wp="http://schemas.openxmlformats.org/drawingml/2006/wordprocessingDrawing" xmlns:wpg="http://schemas.microsoft.com/office/word/2010/wordprocessingGroup" xmlns:wpi="http://schemas.microsoft.com/office/word/2010/wordprocessingInk" xmlns:wps="http://schemas.microsoft.com/office/word/2010/wordprocessingShape" xmlns:o="urn:schemas-microsoft-com:office:office" xmlns:v="urn:schemas-microsoft-com:vml" xmlns:w10="urn:schemas-microsoft-com:office:word" xmlns:w="http://schemas.openxmlformats.org/wordprocessingml/2006/main" xmlns:w14="http://schemas.microsoft.com/office/word/2010/wordml" xmlns:w15="http://schemas.microsoft.com/office/word/2012/wordml" xmlns:w16cei="http://schemas.microsoft.com/office/word/2026/wordml/cei" xmlns:w16cex="http://schemas.microsoft.com/office/word/2018/wordml/cex" xmlns:w16cid="http://schemas.microsoft.com/office/word/2016/wordml/cid" xmlns:w16="http://schemas.microsoft.com/office/word/2018/wordml" xmlns:w16sdtdh="http://schemas.microsoft.com/office/word/2020/wordml/sdtdatahash" xmlns:w16sdtfl="http://schemas.microsoft.com/office/word/2024/wordml/sdtformatlock" xmlns:w16se="http://schemas.microsoft.com/office/word/2015/wordml/symex" xmlns:w16du="http://schemas.microsoft.com/office/word/2023/wordml/word16du" xmlns:wne="http://schemas.microsoft.com/office/word/2006/wordml" mc:Ignorable="w14 w15 w16se w16cid w16 w16cex w16sdtdh w16sdtfl w16du wp14">
   <w:endnote w:type="separator" w:id="-1">
     <w:p>
       <w:r>
@@ -4911,7 +4935,7 @@
 </file>
 
 <file path=word/footer1.xml><?xml version="1.0" encoding="utf-8"?>
-<w:ftr xmlns:wpc="http://schemas.microsoft.com/office/word/2010/wordprocessingCanvas" xmlns:cx="http://schemas.microsoft.com/office/drawing/2014/chartex" xmlns:cx1="http://schemas.microsoft.com/office/drawing/2015/9/8/chartex" xmlns:cx2="http://schemas.microsoft.com/office/drawing/2015/10/21/chartex" xmlns:cx3="http://schemas.microsoft.com/office/drawing/2016/5/9/chartex" xmlns:cx4="http://schemas.microsoft.com/office/drawing/2016/5/10/chartex" xmlns:cx5="http://schemas.microsoft.com/office/drawing/2016/5/11/chartex" xmlns:cx6="http://schemas.microsoft.com/office/drawing/2016/5/12/chartex" xmlns:cx7="http://schemas.microsoft.com/office/drawing/2016/5/13/chartex" xmlns:cx8="http://schemas.microsoft.com/office/drawing/2016/5/14/chartex" xmlns:mc="http://schemas.openxmlformats.org/markup-compatibility/2006" xmlns:aink="http://schemas.microsoft.com/office/drawing/2016/ink" xmlns:am3d="http://schemas.microsoft.com/office/drawing/2017/model3d" xmlns:o="urn:schemas-microsoft-com:office:office" xmlns:oel="http://schemas.microsoft.com/office/2019/extlst" xmlns:r="http://schemas.openxmlformats.org/officeDocument/2006/relationships" xmlns:m="http://schemas.openxmlformats.org/officeDocument/2006/math" xmlns:v="urn:schemas-microsoft-com:vml" xmlns:wp14="http://schemas.microsoft.com/office/word/2010/wordprocessingDrawing" xmlns:wp="http://schemas.openxmlformats.org/drawingml/2006/wordprocessingDrawing" xmlns:w10="urn:schemas-microsoft-com:office:word" xmlns:w="http://schemas.openxmlformats.org/wordprocessingml/2006/main" xmlns:w14="http://schemas.microsoft.com/office/word/2010/wordml" xmlns:w15="http://schemas.microsoft.com/office/word/2012/wordml" xmlns:w16cex="http://schemas.microsoft.com/office/word/2018/wordml/cex" xmlns:w16cid="http://schemas.microsoft.com/office/word/2016/wordml/cid" xmlns:w16="http://schemas.microsoft.com/office/word/2018/wordml" xmlns:w16du="http://schemas.microsoft.com/office/word/2023/wordml/word16du" xmlns:w16sdtdh="http://schemas.microsoft.com/office/word/2020/wordml/sdtdatahash" xmlns:w16sdtfl="http://schemas.microsoft.com/office/word/2024/wordml/sdtformatlock" xmlns:w16se="http://schemas.microsoft.com/office/word/2015/wordml/symex" xmlns:wpg="http://schemas.microsoft.com/office/word/2010/wordprocessingGroup" xmlns:wpi="http://schemas.microsoft.com/office/word/2010/wordprocessingInk" xmlns:wne="http://schemas.microsoft.com/office/word/2006/wordml" xmlns:wps="http://schemas.microsoft.com/office/word/2010/wordprocessingShape" mc:Ignorable="w14 w15 w16se w16cid w16 w16cex w16sdtdh w16sdtfl w16du wp14">
+<w:ftr xmlns:wpc="http://schemas.microsoft.com/office/word/2010/wordprocessingCanvas" xmlns:cx="http://schemas.microsoft.com/office/drawing/2014/chartex" xmlns:cx1="http://schemas.microsoft.com/office/drawing/2015/9/8/chartex" xmlns:cx2="http://schemas.microsoft.com/office/drawing/2015/10/21/chartex" xmlns:cx3="http://schemas.microsoft.com/office/drawing/2016/5/9/chartex" xmlns:cx4="http://schemas.microsoft.com/office/drawing/2016/5/10/chartex" xmlns:cx5="http://schemas.microsoft.com/office/drawing/2016/5/11/chartex" xmlns:cx6="http://schemas.microsoft.com/office/drawing/2016/5/12/chartex" xmlns:cx7="http://schemas.microsoft.com/office/drawing/2016/5/13/chartex" xmlns:cx8="http://schemas.microsoft.com/office/drawing/2016/5/14/chartex" xmlns:mc="http://schemas.openxmlformats.org/markup-compatibility/2006" xmlns:m="http://schemas.openxmlformats.org/officeDocument/2006/math" xmlns:aink="http://schemas.microsoft.com/office/drawing/2016/ink" xmlns:am3d="http://schemas.microsoft.com/office/drawing/2017/model3d" xmlns:oel="http://schemas.microsoft.com/office/2019/extlst" xmlns:r="http://schemas.openxmlformats.org/officeDocument/2006/relationships" xmlns:wp14="http://schemas.microsoft.com/office/word/2010/wordprocessingDrawing" xmlns:wp="http://schemas.openxmlformats.org/drawingml/2006/wordprocessingDrawing" xmlns:wpg="http://schemas.microsoft.com/office/word/2010/wordprocessingGroup" xmlns:wpi="http://schemas.microsoft.com/office/word/2010/wordprocessingInk" xmlns:wps="http://schemas.microsoft.com/office/word/2010/wordprocessingShape" xmlns:o="urn:schemas-microsoft-com:office:office" xmlns:v="urn:schemas-microsoft-com:vml" xmlns:w10="urn:schemas-microsoft-com:office:word" xmlns:w="http://schemas.openxmlformats.org/wordprocessingml/2006/main" xmlns:w14="http://schemas.microsoft.com/office/word/2010/wordml" xmlns:w15="http://schemas.microsoft.com/office/word/2012/wordml" xmlns:w16cei="http://schemas.microsoft.com/office/word/2026/wordml/cei" xmlns:w16cex="http://schemas.microsoft.com/office/word/2018/wordml/cex" xmlns:w16cid="http://schemas.microsoft.com/office/word/2016/wordml/cid" xmlns:w16="http://schemas.microsoft.com/office/word/2018/wordml" xmlns:w16sdtdh="http://schemas.microsoft.com/office/word/2020/wordml/sdtdatahash" xmlns:w16sdtfl="http://schemas.microsoft.com/office/word/2024/wordml/sdtformatlock" xmlns:w16se="http://schemas.microsoft.com/office/word/2015/wordml/symex" xmlns:w16du="http://schemas.microsoft.com/office/word/2023/wordml/word16du" xmlns:wne="http://schemas.microsoft.com/office/word/2006/wordml" mc:Ignorable="w14 w15 w16se w16cid w16 w16cex w16sdtdh w16sdtfl w16du wp14">
   <w:p>
     <w:pPr>
       <w:jc w:val="right"/>
@@ -5019,7 +5043,7 @@
 </file>
 
 <file path=word/footnotes.xml><?xml version="1.0" encoding="utf-8"?>
-<w:footnotes xmlns:wpc="http://schemas.microsoft.com/office/word/2010/wordprocessingCanvas" xmlns:cx="http://schemas.microsoft.com/office/drawing/2014/chartex" xmlns:cx1="http://schemas.microsoft.com/office/drawing/2015/9/8/chartex" xmlns:cx2="http://schemas.microsoft.com/office/drawing/2015/10/21/chartex" xmlns:cx3="http://schemas.microsoft.com/office/drawing/2016/5/9/chartex" xmlns:cx4="http://schemas.microsoft.com/office/drawing/2016/5/10/chartex" xmlns:cx5="http://schemas.microsoft.com/office/drawing/2016/5/11/chartex" xmlns:cx6="http://schemas.microsoft.com/office/drawing/2016/5/12/chartex" xmlns:cx7="http://schemas.microsoft.com/office/drawing/2016/5/13/chartex" xmlns:cx8="http://schemas.microsoft.com/office/drawing/2016/5/14/chartex" xmlns:mc="http://schemas.openxmlformats.org/markup-compatibility/2006" xmlns:aink="http://schemas.microsoft.com/office/drawing/2016/ink" xmlns:am3d="http://schemas.microsoft.com/office/drawing/2017/model3d" xmlns:o="urn:schemas-microsoft-com:office:office" xmlns:oel="http://schemas.microsoft.com/office/2019/extlst" xmlns:r="http://schemas.openxmlformats.org/officeDocument/2006/relationships" xmlns:m="http://schemas.openxmlformats.org/officeDocument/2006/math" xmlns:v="urn:schemas-microsoft-com:vml" xmlns:wp14="http://schemas.microsoft.com/office/word/2010/wordprocessingDrawing" xmlns:wp="http://schemas.openxmlformats.org/drawingml/2006/wordprocessingDrawing" xmlns:w10="urn:schemas-microsoft-com:office:word" xmlns:w="http://schemas.openxmlformats.org/wordprocessingml/2006/main" xmlns:w14="http://schemas.microsoft.com/office/word/2010/wordml" xmlns:w15="http://schemas.microsoft.com/office/word/2012/wordml" xmlns:w16cex="http://schemas.microsoft.com/office/word/2018/wordml/cex" xmlns:w16cid="http://schemas.microsoft.com/office/word/2016/wordml/cid" xmlns:w16="http://schemas.microsoft.com/office/word/2018/wordml" xmlns:w16du="http://schemas.microsoft.com/office/word/2023/wordml/word16du" xmlns:w16sdtdh="http://schemas.microsoft.com/office/word/2020/wordml/sdtdatahash" xmlns:w16sdtfl="http://schemas.microsoft.com/office/word/2024/wordml/sdtformatlock" xmlns:w16se="http://schemas.microsoft.com/office/word/2015/wordml/symex" xmlns:wpg="http://schemas.microsoft.com/office/word/2010/wordprocessingGroup" xmlns:wpi="http://schemas.microsoft.com/office/word/2010/wordprocessingInk" xmlns:wne="http://schemas.microsoft.com/office/word/2006/wordml" xmlns:wps="http://schemas.microsoft.com/office/word/2010/wordprocessingShape" mc:Ignorable="w14 w15 w16se w16cid w16 w16cex w16sdtdh w16sdtfl w16du wp14">
+<w:footnotes xmlns:wpc="http://schemas.microsoft.com/office/word/2010/wordprocessingCanvas" xmlns:cx="http://schemas.microsoft.com/office/drawing/2014/chartex" xmlns:cx1="http://schemas.microsoft.com/office/drawing/2015/9/8/chartex" xmlns:cx2="http://schemas.microsoft.com/office/drawing/2015/10/21/chartex" xmlns:cx3="http://schemas.microsoft.com/office/drawing/2016/5/9/chartex" xmlns:cx4="http://schemas.microsoft.com/office/drawing/2016/5/10/chartex" xmlns:cx5="http://schemas.microsoft.com/office/drawing/2016/5/11/chartex" xmlns:cx6="http://schemas.microsoft.com/office/drawing/2016/5/12/chartex" xmlns:cx7="http://schemas.microsoft.com/office/drawing/2016/5/13/chartex" xmlns:cx8="http://schemas.microsoft.com/office/drawing/2016/5/14/chartex" xmlns:mc="http://schemas.openxmlformats.org/markup-compatibility/2006" xmlns:m="http://schemas.openxmlformats.org/officeDocument/2006/math" xmlns:aink="http://schemas.microsoft.com/office/drawing/2016/ink" xmlns:am3d="http://schemas.microsoft.com/office/drawing/2017/model3d" xmlns:oel="http://schemas.microsoft.com/office/2019/extlst" xmlns:r="http://schemas.openxmlformats.org/officeDocument/2006/relationships" xmlns:wp14="http://schemas.microsoft.com/office/word/2010/wordprocessingDrawing" xmlns:wp="http://schemas.openxmlformats.org/drawingml/2006/wordprocessingDrawing" xmlns:wpg="http://schemas.microsoft.com/office/word/2010/wordprocessingGroup" xmlns:wpi="http://schemas.microsoft.com/office/word/2010/wordprocessingInk" xmlns:wps="http://schemas.microsoft.com/office/word/2010/wordprocessingShape" xmlns:o="urn:schemas-microsoft-com:office:office" xmlns:v="urn:schemas-microsoft-com:vml" xmlns:w10="urn:schemas-microsoft-com:office:word" xmlns:w="http://schemas.openxmlformats.org/wordprocessingml/2006/main" xmlns:w14="http://schemas.microsoft.com/office/word/2010/wordml" xmlns:w15="http://schemas.microsoft.com/office/word/2012/wordml" xmlns:w16cei="http://schemas.microsoft.com/office/word/2026/wordml/cei" xmlns:w16cex="http://schemas.microsoft.com/office/word/2018/wordml/cex" xmlns:w16cid="http://schemas.microsoft.com/office/word/2016/wordml/cid" xmlns:w16="http://schemas.microsoft.com/office/word/2018/wordml" xmlns:w16sdtdh="http://schemas.microsoft.com/office/word/2020/wordml/sdtdatahash" xmlns:w16sdtfl="http://schemas.microsoft.com/office/word/2024/wordml/sdtformatlock" xmlns:w16se="http://schemas.microsoft.com/office/word/2015/wordml/symex" xmlns:w16du="http://schemas.microsoft.com/office/word/2023/wordml/word16du" xmlns:wne="http://schemas.microsoft.com/office/word/2006/wordml" mc:Ignorable="w14 w15 w16se w16cid w16 w16cex w16sdtdh w16sdtfl w16du wp14">
   <w:footnote w:type="separator" w:id="-1">
     <w:p>
       <w:r>
@@ -5038,7 +5062,7 @@
 </file>
 
 <file path=word/numbering.xml><?xml version="1.0" encoding="utf-8"?>
-<w:numbering xmlns:wpc="http://schemas.microsoft.com/office/word/2010/wordprocessingCanvas" xmlns:cx="http://schemas.microsoft.com/office/drawing/2014/chartex" xmlns:cx1="http://schemas.microsoft.com/office/drawing/2015/9/8/chartex" xmlns:cx2="http://schemas.microsoft.com/office/drawing/2015/10/21/chartex" xmlns:cx3="http://schemas.microsoft.com/office/drawing/2016/5/9/chartex" xmlns:cx4="http://schemas.microsoft.com/office/drawing/2016/5/10/chartex" xmlns:cx5="http://schemas.microsoft.com/office/drawing/2016/5/11/chartex" xmlns:cx6="http://schemas.microsoft.com/office/drawing/2016/5/12/chartex" xmlns:cx7="http://schemas.microsoft.com/office/drawing/2016/5/13/chartex" xmlns:cx8="http://schemas.microsoft.com/office/drawing/2016/5/14/chartex" xmlns:mc="http://schemas.openxmlformats.org/markup-compatibility/2006" xmlns:aink="http://schemas.microsoft.com/office/drawing/2016/ink" xmlns:am3d="http://schemas.microsoft.com/office/drawing/2017/model3d" xmlns:o="urn:schemas-microsoft-com:office:office" xmlns:oel="http://schemas.microsoft.com/office/2019/extlst" xmlns:r="http://schemas.openxmlformats.org/officeDocument/2006/relationships" xmlns:m="http://schemas.openxmlformats.org/officeDocument/2006/math" xmlns:v="urn:schemas-microsoft-com:vml" xmlns:wp14="http://schemas.microsoft.com/office/word/2010/wordprocessingDrawing" xmlns:wp="http://schemas.openxmlformats.org/drawingml/2006/wordprocessingDrawing" xmlns:w10="urn:schemas-microsoft-com:office:word" xmlns:w="http://schemas.openxmlformats.org/wordprocessingml/2006/main" xmlns:w14="http://schemas.microsoft.com/office/word/2010/wordml" xmlns:w15="http://schemas.microsoft.com/office/word/2012/wordml" xmlns:w16cex="http://schemas.microsoft.com/office/word/2018/wordml/cex" xmlns:w16cid="http://schemas.microsoft.com/office/word/2016/wordml/cid" xmlns:w16="http://schemas.microsoft.com/office/word/2018/wordml" xmlns:w16du="http://schemas.microsoft.com/office/word/2023/wordml/word16du" xmlns:w16sdtdh="http://schemas.microsoft.com/office/word/2020/wordml/sdtdatahash" xmlns:w16sdtfl="http://schemas.microsoft.com/office/word/2024/wordml/sdtformatlock" xmlns:w16se="http://schemas.microsoft.com/office/word/2015/wordml/symex" xmlns:wpg="http://schemas.microsoft.com/office/word/2010/wordprocessingGroup" xmlns:wpi="http://schemas.microsoft.com/office/word/2010/wordprocessingInk" xmlns:wne="http://schemas.microsoft.com/office/word/2006/wordml" xmlns:wps="http://schemas.microsoft.com/office/word/2010/wordprocessingShape" mc:Ignorable="w14 w15 w16se w16cid w16 w16cex w16sdtdh w16sdtfl w16du wp14">
+<w:numbering xmlns:wpc="http://schemas.microsoft.com/office/word/2010/wordprocessingCanvas" xmlns:cx="http://schemas.microsoft.com/office/drawing/2014/chartex" xmlns:cx1="http://schemas.microsoft.com/office/drawing/2015/9/8/chartex" xmlns:cx2="http://schemas.microsoft.com/office/drawing/2015/10/21/chartex" xmlns:cx3="http://schemas.microsoft.com/office/drawing/2016/5/9/chartex" xmlns:cx4="http://schemas.microsoft.com/office/drawing/2016/5/10/chartex" xmlns:cx5="http://schemas.microsoft.com/office/drawing/2016/5/11/chartex" xmlns:cx6="http://schemas.microsoft.com/office/drawing/2016/5/12/chartex" xmlns:cx7="http://schemas.microsoft.com/office/drawing/2016/5/13/chartex" xmlns:cx8="http://schemas.microsoft.com/office/drawing/2016/5/14/chartex" xmlns:mc="http://schemas.openxmlformats.org/markup-compatibility/2006" xmlns:m="http://schemas.openxmlformats.org/officeDocument/2006/math" xmlns:aink="http://schemas.microsoft.com/office/drawing/2016/ink" xmlns:am3d="http://schemas.microsoft.com/office/drawing/2017/model3d" xmlns:oel="http://schemas.microsoft.com/office/2019/extlst" xmlns:r="http://schemas.openxmlformats.org/officeDocument/2006/relationships" xmlns:wp14="http://schemas.microsoft.com/office/word/2010/wordprocessingDrawing" xmlns:wp="http://schemas.openxmlformats.org/drawingml/2006/wordprocessingDrawing" xmlns:wpg="http://schemas.microsoft.com/office/word/2010/wordprocessingGroup" xmlns:wpi="http://schemas.microsoft.com/office/word/2010/wordprocessingInk" xmlns:wps="http://schemas.microsoft.com/office/word/2010/wordprocessingShape" xmlns:o="urn:schemas-microsoft-com:office:office" xmlns:v="urn:schemas-microsoft-com:vml" xmlns:w10="urn:schemas-microsoft-com:office:word" xmlns:w="http://schemas.openxmlformats.org/wordprocessingml/2006/main" xmlns:w14="http://schemas.microsoft.com/office/word/2010/wordml" xmlns:w15="http://schemas.microsoft.com/office/word/2012/wordml" xmlns:w16cei="http://schemas.microsoft.com/office/word/2026/wordml/cei" xmlns:w16cex="http://schemas.microsoft.com/office/word/2018/wordml/cex" xmlns:w16cid="http://schemas.microsoft.com/office/word/2016/wordml/cid" xmlns:w16="http://schemas.microsoft.com/office/word/2018/wordml" xmlns:w16sdtdh="http://schemas.microsoft.com/office/word/2020/wordml/sdtdatahash" xmlns:w16sdtfl="http://schemas.microsoft.com/office/word/2024/wordml/sdtformatlock" xmlns:w16se="http://schemas.microsoft.com/office/word/2015/wordml/symex" xmlns:w16du="http://schemas.microsoft.com/office/word/2023/wordml/word16du" xmlns:wne="http://schemas.microsoft.com/office/word/2006/wordml" mc:Ignorable="w14 w15 w16se w16cid w16 w16cex w16sdtdh w16sdtfl w16du wp14">
   <w:abstractNum w:abstractNumId="0" w15:restartNumberingAfterBreak="0">
     <w:nsid w:val="0CC87DEA"/>
     <w:multiLevelType w:val="hybridMultilevel"/>
@@ -5195,7 +5219,7 @@
 </file>
 
 <file path=word/styles.xml><?xml version="1.0" encoding="utf-8"?>
-<w:styles xmlns:mc="http://schemas.openxmlformats.org/markup-compatibility/2006" xmlns:r="http://schemas.openxmlformats.org/officeDocument/2006/relationships" xmlns:w="http://schemas.openxmlformats.org/wordprocessingml/2006/main" xmlns:w14="http://schemas.microsoft.com/office/word/2010/wordml" xmlns:w15="http://schemas.microsoft.com/office/word/2012/wordml" xmlns:w16cex="http://schemas.microsoft.com/office/word/2018/wordml/cex" xmlns:w16cid="http://schemas.microsoft.com/office/word/2016/wordml/cid" xmlns:w16="http://schemas.microsoft.com/office/word/2018/wordml" xmlns:w16du="http://schemas.microsoft.com/office/word/2023/wordml/word16du" xmlns:w16sdtdh="http://schemas.microsoft.com/office/word/2020/wordml/sdtdatahash" xmlns:w16sdtfl="http://schemas.microsoft.com/office/word/2024/wordml/sdtformatlock" xmlns:w16se="http://schemas.microsoft.com/office/word/2015/wordml/symex" mc:Ignorable="w14 w15 w16se w16cid w16 w16cex w16sdtdh w16sdtfl w16du">
+<w:styles xmlns:mc="http://schemas.openxmlformats.org/markup-compatibility/2006" xmlns:r="http://schemas.openxmlformats.org/officeDocument/2006/relationships" xmlns:w="http://schemas.openxmlformats.org/wordprocessingml/2006/main" xmlns:w14="http://schemas.microsoft.com/office/word/2010/wordml" xmlns:w15="http://schemas.microsoft.com/office/word/2012/wordml" xmlns:w16cex="http://schemas.microsoft.com/office/word/2018/wordml/cex" xmlns:w16cid="http://schemas.microsoft.com/office/word/2016/wordml/cid" xmlns:w16="http://schemas.microsoft.com/office/word/2018/wordml" xmlns:w16sdtdh="http://schemas.microsoft.com/office/word/2020/wordml/sdtdatahash" xmlns:w16sdtfl="http://schemas.microsoft.com/office/word/2024/wordml/sdtformatlock" xmlns:w16se="http://schemas.microsoft.com/office/word/2015/wordml/symex" xmlns:w16du="http://schemas.microsoft.com/office/word/2023/wordml/word16du" mc:Ignorable="w14 w15 w16se w16cid w16 w16cex w16sdtdh w16sdtfl w16du">
   <w:docDefaults>
     <w:rPrDefault>
       <w:rPr>
@@ -5203,7 +5227,7 @@
         <w:color w:val="1F2328"/>
         <w:sz w:val="21"/>
         <w:szCs w:val="21"/>
-        <w:lang w:eastAsia="en-GB" w:bidi="ar-SA"/>
+        <w:lang w:val="en-DE" w:eastAsia="en-GB" w:bidi="ar-SA"/>
       </w:rPr>
     </w:rPrDefault>
     <w:pPrDefault/>
@@ -5586,11 +5610,11 @@
     <w:lsdException w:name="Unresolved Mention" w:semiHidden="1" w:unhideWhenUsed="1"/>
     <w:lsdException w:name="Smart Link" w:semiHidden="1" w:unhideWhenUsed="1"/>
   </w:latentStyles>
-  <w:style w:type="paragraph" w:default="1" w:styleId="Standard">
+  <w:style w:type="paragraph" w:default="1" w:styleId="Normal">
     <w:name w:val="Normal"/>
     <w:qFormat/>
   </w:style>
-  <w:style w:type="paragraph" w:styleId="berschrift1">
+  <w:style w:type="paragraph" w:styleId="Heading1">
     <w:name w:val="heading 1"/>
     <w:uiPriority w:val="9"/>
     <w:qFormat/>
@@ -5603,7 +5627,7 @@
       <w:szCs w:val="32"/>
     </w:rPr>
   </w:style>
-  <w:style w:type="paragraph" w:styleId="berschrift2">
+  <w:style w:type="paragraph" w:styleId="Heading2">
     <w:name w:val="heading 2"/>
     <w:uiPriority w:val="9"/>
     <w:unhideWhenUsed/>
@@ -5617,7 +5641,7 @@
       <w:szCs w:val="26"/>
     </w:rPr>
   </w:style>
-  <w:style w:type="paragraph" w:styleId="berschrift3">
+  <w:style w:type="paragraph" w:styleId="Heading3">
     <w:name w:val="heading 3"/>
     <w:uiPriority w:val="9"/>
     <w:semiHidden/>
@@ -5632,7 +5656,7 @@
       <w:szCs w:val="24"/>
     </w:rPr>
   </w:style>
-  <w:style w:type="paragraph" w:styleId="berschrift4">
+  <w:style w:type="paragraph" w:styleId="Heading4">
     <w:name w:val="heading 4"/>
     <w:uiPriority w:val="9"/>
     <w:semiHidden/>
@@ -5647,7 +5671,7 @@
       <w:color w:val="2E74B5"/>
     </w:rPr>
   </w:style>
-  <w:style w:type="paragraph" w:styleId="berschrift5">
+  <w:style w:type="paragraph" w:styleId="Heading5">
     <w:name w:val="heading 5"/>
     <w:uiPriority w:val="9"/>
     <w:semiHidden/>
@@ -5660,7 +5684,7 @@
       <w:color w:val="2E74B5"/>
     </w:rPr>
   </w:style>
-  <w:style w:type="paragraph" w:styleId="berschrift6">
+  <w:style w:type="paragraph" w:styleId="Heading6">
     <w:name w:val="heading 6"/>
     <w:uiPriority w:val="9"/>
     <w:semiHidden/>
@@ -5673,13 +5697,13 @@
       <w:color w:val="1F4D78"/>
     </w:rPr>
   </w:style>
-  <w:style w:type="character" w:default="1" w:styleId="Absatz-Standardschriftart">
+  <w:style w:type="character" w:default="1" w:styleId="DefaultParagraphFont">
     <w:name w:val="Default Paragraph Font"/>
     <w:uiPriority w:val="1"/>
     <w:semiHidden/>
     <w:unhideWhenUsed/>
   </w:style>
-  <w:style w:type="table" w:default="1" w:styleId="NormaleTabelle">
+  <w:style w:type="table" w:default="1" w:styleId="TableNormal">
     <w:name w:val="Normal Table"/>
     <w:uiPriority w:val="99"/>
     <w:semiHidden/>
@@ -5694,13 +5718,13 @@
       </w:tblCellMar>
     </w:tblPr>
   </w:style>
-  <w:style w:type="numbering" w:default="1" w:styleId="KeineListe">
+  <w:style w:type="numbering" w:default="1" w:styleId="NoList">
     <w:name w:val="No List"/>
     <w:uiPriority w:val="99"/>
     <w:semiHidden/>
     <w:unhideWhenUsed/>
   </w:style>
-  <w:style w:type="paragraph" w:styleId="Titel">
+  <w:style w:type="paragraph" w:styleId="Title">
     <w:name w:val="Title"/>
     <w:uiPriority w:val="10"/>
     <w:qFormat/>
@@ -5717,7 +5741,7 @@
       <w:bCs/>
     </w:rPr>
   </w:style>
-  <w:style w:type="paragraph" w:styleId="Listenabsatz">
+  <w:style w:type="paragraph" w:styleId="ListParagraph">
     <w:name w:val="List Paragraph"/>
     <w:qFormat/>
   </w:style>
@@ -5730,7 +5754,7 @@
       <w:u w:val="single"/>
     </w:rPr>
   </w:style>
-  <w:style w:type="character" w:styleId="Funotenzeichen">
+  <w:style w:type="character" w:styleId="FootnoteReference">
     <w:name w:val="footnote reference"/>
     <w:uiPriority w:val="99"/>
     <w:semiHidden/>
@@ -5739,9 +5763,9 @@
       <w:vertAlign w:val="superscript"/>
     </w:rPr>
   </w:style>
-  <w:style w:type="paragraph" w:styleId="Funotentext">
+  <w:style w:type="paragraph" w:styleId="FootnoteText">
     <w:name w:val="footnote text"/>
-    <w:link w:val="FunotentextZchn"/>
+    <w:link w:val="FootnoteTextChar"/>
     <w:uiPriority w:val="99"/>
     <w:semiHidden/>
     <w:unhideWhenUsed/>
@@ -5750,9 +5774,9 @@
       <w:szCs w:val="20"/>
     </w:rPr>
   </w:style>
-  <w:style w:type="character" w:customStyle="1" w:styleId="FunotentextZchn">
-    <w:name w:val="Fußnotentext Zchn"/>
-    <w:link w:val="Funotentext"/>
+  <w:style w:type="character" w:customStyle="1" w:styleId="FootnoteTextChar">
+    <w:name w:val="Footnote Text Char"/>
+    <w:link w:val="FootnoteText"/>
     <w:uiPriority w:val="99"/>
     <w:semiHidden/>
     <w:unhideWhenUsed/>
@@ -5761,7 +5785,7 @@
       <w:szCs w:val="20"/>
     </w:rPr>
   </w:style>
-  <w:style w:type="character" w:styleId="Endnotenzeichen">
+  <w:style w:type="character" w:styleId="EndnoteReference">
     <w:name w:val="endnote reference"/>
     <w:uiPriority w:val="99"/>
     <w:semiHidden/>
@@ -5770,9 +5794,9 @@
       <w:vertAlign w:val="superscript"/>
     </w:rPr>
   </w:style>
-  <w:style w:type="paragraph" w:styleId="Endnotentext">
+  <w:style w:type="paragraph" w:styleId="EndnoteText">
     <w:name w:val="endnote text"/>
-    <w:link w:val="EndnotentextZchn"/>
+    <w:link w:val="EndnoteTextChar"/>
     <w:uiPriority w:val="99"/>
     <w:semiHidden/>
     <w:unhideWhenUsed/>
@@ -5781,9 +5805,9 @@
       <w:szCs w:val="20"/>
     </w:rPr>
   </w:style>
-  <w:style w:type="character" w:customStyle="1" w:styleId="EndnotentextZchn">
-    <w:name w:val="Endnotentext Zchn"/>
-    <w:link w:val="Endnotentext"/>
+  <w:style w:type="character" w:customStyle="1" w:styleId="EndnoteTextChar">
+    <w:name w:val="Endnote Text Char"/>
+    <w:link w:val="EndnoteText"/>
     <w:uiPriority w:val="99"/>
     <w:semiHidden/>
     <w:unhideWhenUsed/>
